--- a/5lab/Таран_R_Lab_5_1.docx
+++ b/5lab/Таран_R_Lab_5_1.docx
@@ -489,15 +489,7 @@
           <w:sz w:val="28"/>
           <w:szCs w:val="28"/>
         </w:rPr>
-        <w:t>акрепить знания, об алгоритмах классификации и кластеризации данных, ознакомиться с некоторыми функциями языка R, осуществляющими этот вид анализа, принципами их работы. Научиться визуализировать результаты работы функций кластерного анализа и классификат</w:t>
-      </w:r>
-      <w:r>
-        <w:rPr>
-          <w:rFonts w:ascii="Times New Roman" w:eastAsia="Times New Roman" w:hAnsi="Times New Roman" w:cs="Times New Roman"/>
-          <w:sz w:val="28"/>
-          <w:szCs w:val="28"/>
-        </w:rPr>
-        <w:t>оров, интерпретировать полученные результаты.</w:t>
+        <w:t>акрепить знания, об алгоритмах классификации и кластеризации данных, ознакомиться с некоторыми функциями языка R, осуществляющими этот вид анализа, принципами их работы. Научиться визуализировать результаты работы функций кластерного анализа и классификаторов, интерпретировать полученные результаты.</w:t>
       </w:r>
     </w:p>
     <w:p>
@@ -613,15 +605,7 @@
           <w:sz w:val="28"/>
           <w:szCs w:val="28"/>
         </w:rPr>
-        <w:t>3. Оценить оп</w:t>
-      </w:r>
-      <w:r>
-        <w:rPr>
-          <w:rFonts w:ascii="Times New Roman" w:eastAsia="Times New Roman" w:hAnsi="Times New Roman" w:cs="Times New Roman"/>
-          <w:sz w:val="28"/>
-          <w:szCs w:val="28"/>
-        </w:rPr>
-        <w:t xml:space="preserve">тимальное число кластеров, для этого построить диаграмму "Метод силуэта", “Метод локтя”, "Статистику разрыва" и Алгоритм консенсуса. </w:t>
+        <w:t xml:space="preserve">3. Оценить оптимальное число кластеров, для этого построить диаграмму "Метод силуэта", “Метод локтя”, "Статистику разрыва" и Алгоритм консенсуса. </w:t>
       </w:r>
     </w:p>
     <w:p>
@@ -660,15 +644,7 @@
           <w:sz w:val="28"/>
           <w:szCs w:val="28"/>
         </w:rPr>
-        <w:t xml:space="preserve">. Подробно обосновать Ваш выбор числа </w:t>
-      </w:r>
-      <w:r>
-        <w:rPr>
-          <w:rFonts w:ascii="Times New Roman" w:eastAsia="Times New Roman" w:hAnsi="Times New Roman" w:cs="Times New Roman"/>
-          <w:sz w:val="28"/>
-          <w:szCs w:val="28"/>
-        </w:rPr>
-        <w:t xml:space="preserve">групп. </w:t>
+        <w:t xml:space="preserve">. Подробно обосновать Ваш выбор числа групп. </w:t>
       </w:r>
     </w:p>
     <w:p>
@@ -899,15 +875,7 @@
           <w:sz w:val="28"/>
           <w:szCs w:val="28"/>
         </w:rPr>
-        <w:t xml:space="preserve"> вашему </w:t>
-      </w:r>
-      <w:r>
-        <w:rPr>
-          <w:rFonts w:ascii="Times New Roman" w:eastAsia="Times New Roman" w:hAnsi="Times New Roman" w:cs="Times New Roman"/>
-          <w:sz w:val="28"/>
-          <w:szCs w:val="28"/>
-        </w:rPr>
-        <w:t>набору данных, объяснить почему).</w:t>
+        <w:t xml:space="preserve"> вашему набору данных, объяснить почему).</w:t>
       </w:r>
     </w:p>
     <w:p>
@@ -1379,14 +1347,6 @@
           <w:szCs w:val="28"/>
         </w:rPr>
         <w:tab/>
-      </w:r>
-      <w:r>
-        <w:rPr>
-          <w:rFonts w:ascii="Times New Roman" w:eastAsia="Times New Roman" w:hAnsi="Times New Roman" w:cs="Times New Roman"/>
-          <w:color w:val="000000"/>
-          <w:sz w:val="28"/>
-          <w:szCs w:val="28"/>
-        </w:rPr>
         <w:t xml:space="preserve">Метод Локтя рассматривает общую сумму квадратов внутри кластера (WSS) как функцию количества кластеров. Оптимальное количество кластеров будет в точке, где WSS перестаёт резко уменьшаться. В данном случае это </w:t>
       </w:r>
       <w:r>
@@ -1491,8 +1451,8 @@
         </w:rPr>
         <w:drawing>
           <wp:inline distT="114300" distB="114300" distL="114300" distR="114300">
-            <wp:extent cx="5940115" cy="3733800"/>
-            <wp:effectExtent l="0" t="0" r="0" b="0"/>
+            <wp:extent cx="5452902" cy="2850078"/>
+            <wp:effectExtent l="0" t="0" r="0" b="7620"/>
             <wp:docPr id="20" name="image4.png"/>
             <wp:cNvGraphicFramePr/>
             <a:graphic xmlns:a="http://schemas.openxmlformats.org/drawingml/2006/main">
@@ -1512,7 +1472,7 @@
                   <pic:spPr>
                     <a:xfrm>
                       <a:off x="0" y="0"/>
-                      <a:ext cx="5940115" cy="3733800"/>
+                      <a:ext cx="5454708" cy="2851022"/>
                     </a:xfrm>
                     <a:prstGeom prst="rect">
                       <a:avLst/>
@@ -1551,28 +1511,37 @@
           <w:sz w:val="28"/>
           <w:szCs w:val="28"/>
         </w:rPr>
+        <w:t xml:space="preserve">Метод </w:t>
+      </w:r>
+      <w:proofErr w:type="spellStart"/>
+      <w:r>
+        <w:rPr>
+          <w:rFonts w:ascii="Times New Roman" w:eastAsia="Times New Roman" w:hAnsi="Times New Roman" w:cs="Times New Roman"/>
+          <w:color w:val="000000"/>
+          <w:sz w:val="28"/>
+          <w:szCs w:val="28"/>
+        </w:rPr>
+        <w:t>Silhouette</w:t>
+      </w:r>
+      <w:proofErr w:type="spellEnd"/>
+      <w:r>
+        <w:rPr>
+          <w:rFonts w:ascii="Times New Roman" w:eastAsia="Times New Roman" w:hAnsi="Times New Roman" w:cs="Times New Roman"/>
+          <w:color w:val="000000"/>
+          <w:sz w:val="28"/>
+          <w:szCs w:val="28"/>
+        </w:rPr>
+        <w:t xml:space="preserve"> измеряет качество кластеризации и определяет, насколько хорошо каждая точка лежит в пределах своего кластера. </w:t>
+      </w:r>
+      <w:r>
+        <w:rPr>
+          <w:rFonts w:ascii="Times New Roman" w:eastAsia="Times New Roman" w:hAnsi="Times New Roman" w:cs="Times New Roman"/>
+          <w:color w:val="000000"/>
+          <w:sz w:val="28"/>
+          <w:szCs w:val="28"/>
+        </w:rPr>
         <w:lastRenderedPageBreak/>
-        <w:t xml:space="preserve">Метод </w:t>
-      </w:r>
-      <w:proofErr w:type="spellStart"/>
-      <w:r>
-        <w:rPr>
-          <w:rFonts w:ascii="Times New Roman" w:eastAsia="Times New Roman" w:hAnsi="Times New Roman" w:cs="Times New Roman"/>
-          <w:color w:val="000000"/>
-          <w:sz w:val="28"/>
-          <w:szCs w:val="28"/>
-        </w:rPr>
-        <w:t>Silhouette</w:t>
-      </w:r>
-      <w:proofErr w:type="spellEnd"/>
-      <w:r>
-        <w:rPr>
-          <w:rFonts w:ascii="Times New Roman" w:eastAsia="Times New Roman" w:hAnsi="Times New Roman" w:cs="Times New Roman"/>
-          <w:color w:val="000000"/>
-          <w:sz w:val="28"/>
-          <w:szCs w:val="28"/>
-        </w:rPr>
-        <w:t xml:space="preserve"> измеряет качество кластеризации и определяет, насколько хорошо каждая точка лежит в пределах своего кластера. Оптимальное количество кластеров будет в точке, где индекс силуэта имеет максимальное значение. В данном случае это 2 кластера.</w:t>
+        <w:t>Оптимальное количество кластеров будет в точке, где индекс силуэта имеет максимальное значение. В данном случае это 2 кластера.</w:t>
       </w:r>
     </w:p>
     <w:p>
@@ -1647,8 +1616,8 @@
         </w:rPr>
         <w:drawing>
           <wp:inline distT="114300" distB="114300" distL="114300" distR="114300">
-            <wp:extent cx="5514023" cy="3291830"/>
-            <wp:effectExtent l="0" t="0" r="0" b="0"/>
+            <wp:extent cx="4931085" cy="2802577"/>
+            <wp:effectExtent l="0" t="0" r="3175" b="0"/>
             <wp:docPr id="17" name="image8.png"/>
             <wp:cNvGraphicFramePr/>
             <a:graphic xmlns:a="http://schemas.openxmlformats.org/drawingml/2006/main">
@@ -1668,7 +1637,7 @@
                   <pic:spPr>
                     <a:xfrm>
                       <a:off x="0" y="0"/>
-                      <a:ext cx="5514023" cy="3291830"/>
+                      <a:ext cx="4944742" cy="2810339"/>
                     </a:xfrm>
                     <a:prstGeom prst="rect">
                       <a:avLst/>
@@ -1723,26 +1692,41 @@
         </w:rPr>
         <w:t xml:space="preserve"> дисперсию для разных значений k с их ожидаемыми значениями для распределения без</w:t>
       </w:r>
-    </w:p>
-    <w:p>
-      <w:pPr>
-        <w:spacing w:after="0" w:line="360" w:lineRule="auto"/>
-        <w:ind w:firstLine="709"/>
-        <w:rPr>
-          <w:rFonts w:ascii="Times New Roman" w:eastAsia="Times New Roman" w:hAnsi="Times New Roman" w:cs="Times New Roman"/>
-          <w:color w:val="000000"/>
-          <w:sz w:val="28"/>
-          <w:szCs w:val="28"/>
-        </w:rPr>
-      </w:pPr>
-      <w:r>
-        <w:rPr>
-          <w:rFonts w:ascii="Times New Roman" w:eastAsia="Times New Roman" w:hAnsi="Times New Roman" w:cs="Times New Roman"/>
-          <w:color w:val="000000"/>
-          <w:sz w:val="28"/>
-          <w:szCs w:val="28"/>
-        </w:rPr>
-        <w:t>кластеризации. Из графика видно, что статистика зазора максимальна при семи кластерах.</w:t>
+      <w:r>
+        <w:rPr>
+          <w:rFonts w:ascii="Times New Roman" w:eastAsia="Times New Roman" w:hAnsi="Times New Roman" w:cs="Times New Roman"/>
+          <w:color w:val="000000"/>
+          <w:sz w:val="28"/>
+          <w:szCs w:val="28"/>
+        </w:rPr>
+        <w:t xml:space="preserve"> </w:t>
+      </w:r>
+      <w:r>
+        <w:rPr>
+          <w:rFonts w:ascii="Times New Roman" w:eastAsia="Times New Roman" w:hAnsi="Times New Roman" w:cs="Times New Roman"/>
+          <w:color w:val="000000"/>
+          <w:sz w:val="28"/>
+          <w:szCs w:val="28"/>
+        </w:rPr>
+        <w:t xml:space="preserve">кластеризации. Из графика видно, что статистика зазора максимальна при </w:t>
+      </w:r>
+      <w:r>
+        <w:rPr>
+          <w:rFonts w:ascii="Times New Roman" w:eastAsia="Times New Roman" w:hAnsi="Times New Roman" w:cs="Times New Roman"/>
+          <w:color w:val="000000"/>
+          <w:sz w:val="28"/>
+          <w:szCs w:val="28"/>
+        </w:rPr>
+        <w:t>двух</w:t>
+      </w:r>
+      <w:r>
+        <w:rPr>
+          <w:rFonts w:ascii="Times New Roman" w:eastAsia="Times New Roman" w:hAnsi="Times New Roman" w:cs="Times New Roman"/>
+          <w:color w:val="000000"/>
+          <w:sz w:val="28"/>
+          <w:szCs w:val="28"/>
+        </w:rPr>
+        <w:t xml:space="preserve"> кластерах.</w:t>
       </w:r>
     </w:p>
     <w:p>
@@ -1809,34 +1793,47 @@
         </w:rPr>
         <w:lastRenderedPageBreak/>
         <w:drawing>
-          <wp:inline distT="114300" distB="114300" distL="114300" distR="114300">
-            <wp:extent cx="5494973" cy="3460776"/>
+          <wp:inline distT="0" distB="0" distL="0" distR="0">
+            <wp:extent cx="6387619" cy="3488676"/>
             <wp:effectExtent l="0" t="0" r="0" b="0"/>
-            <wp:docPr id="27" name="image6.png"/>
-            <wp:cNvGraphicFramePr/>
+            <wp:docPr id="1" name="Рисунок 1"/>
+            <wp:cNvGraphicFramePr>
+              <a:graphicFrameLocks xmlns:a="http://schemas.openxmlformats.org/drawingml/2006/main" noChangeAspect="1"/>
+            </wp:cNvGraphicFramePr>
             <a:graphic xmlns:a="http://schemas.openxmlformats.org/drawingml/2006/main">
               <a:graphicData uri="http://schemas.openxmlformats.org/drawingml/2006/picture">
                 <pic:pic xmlns:pic="http://schemas.openxmlformats.org/drawingml/2006/picture">
                   <pic:nvPicPr>
-                    <pic:cNvPr id="0" name="image6.png"/>
-                    <pic:cNvPicPr preferRelativeResize="0"/>
+                    <pic:cNvPr id="0" name="Picture 1"/>
+                    <pic:cNvPicPr>
+                      <a:picLocks noChangeAspect="1" noChangeArrowheads="1"/>
+                    </pic:cNvPicPr>
                   </pic:nvPicPr>
                   <pic:blipFill>
-                    <a:blip r:embed="rId13"/>
+                    <a:blip r:embed="rId13">
+                      <a:extLst>
+                        <a:ext uri="{28A0092B-C50C-407E-A947-70E740481C1C}">
+                          <a14:useLocalDpi xmlns:a14="http://schemas.microsoft.com/office/drawing/2010/main" val="0"/>
+                        </a:ext>
+                      </a:extLst>
+                    </a:blip>
                     <a:srcRect/>
                     <a:stretch>
                       <a:fillRect/>
                     </a:stretch>
                   </pic:blipFill>
-                  <pic:spPr>
+                  <pic:spPr bwMode="auto">
                     <a:xfrm>
                       <a:off x="0" y="0"/>
-                      <a:ext cx="5494973" cy="3460776"/>
+                      <a:ext cx="6477806" cy="3537933"/>
                     </a:xfrm>
                     <a:prstGeom prst="rect">
                       <a:avLst/>
                     </a:prstGeom>
-                    <a:ln/>
+                    <a:noFill/>
+                    <a:ln>
+                      <a:noFill/>
+                    </a:ln>
                   </pic:spPr>
                 </pic:pic>
               </a:graphicData>
@@ -1864,7 +1861,25 @@
           <w:szCs w:val="28"/>
         </w:rPr>
         <w:tab/>
-        <w:t>Данный график показывает оптимальное количество кластеров используя множество методов, которые согласуются между собой. В данном случае лучшее количество кластеров – 3.</w:t>
+        <w:t xml:space="preserve">Данный график показывает оптимальное количество кластеров используя множество методов, которые согласуются между собой. В данном случае лучшее количество кластеров – </w:t>
+      </w:r>
+      <w:r>
+        <w:rPr>
+          <w:rFonts w:ascii="Times New Roman" w:eastAsia="Times New Roman" w:hAnsi="Times New Roman" w:cs="Times New Roman"/>
+          <w:color w:val="000000"/>
+          <w:sz w:val="28"/>
+          <w:szCs w:val="28"/>
+        </w:rPr>
+        <w:t>2</w:t>
+      </w:r>
+      <w:r>
+        <w:rPr>
+          <w:rFonts w:ascii="Times New Roman" w:eastAsia="Times New Roman" w:hAnsi="Times New Roman" w:cs="Times New Roman"/>
+          <w:color w:val="000000"/>
+          <w:sz w:val="28"/>
+          <w:szCs w:val="28"/>
+        </w:rPr>
+        <w:t>.</w:t>
       </w:r>
     </w:p>
     <w:p>
@@ -1952,34 +1967,47 @@
           <w:szCs w:val="28"/>
         </w:rPr>
         <w:drawing>
-          <wp:inline distT="114300" distB="114300" distL="114300" distR="114300">
-            <wp:extent cx="5248894" cy="3476400"/>
-            <wp:effectExtent l="0" t="0" r="0" b="0"/>
-            <wp:docPr id="22" name="image2.png"/>
-            <wp:cNvGraphicFramePr/>
+          <wp:inline distT="0" distB="0" distL="0" distR="0">
+            <wp:extent cx="5177864" cy="3313479"/>
+            <wp:effectExtent l="0" t="0" r="3810" b="1270"/>
+            <wp:docPr id="3" name="Рисунок 3"/>
+            <wp:cNvGraphicFramePr>
+              <a:graphicFrameLocks xmlns:a="http://schemas.openxmlformats.org/drawingml/2006/main" noChangeAspect="1"/>
+            </wp:cNvGraphicFramePr>
             <a:graphic xmlns:a="http://schemas.openxmlformats.org/drawingml/2006/main">
               <a:graphicData uri="http://schemas.openxmlformats.org/drawingml/2006/picture">
                 <pic:pic xmlns:pic="http://schemas.openxmlformats.org/drawingml/2006/picture">
                   <pic:nvPicPr>
-                    <pic:cNvPr id="0" name="image2.png"/>
-                    <pic:cNvPicPr preferRelativeResize="0"/>
+                    <pic:cNvPr id="0" name="Picture 1"/>
+                    <pic:cNvPicPr>
+                      <a:picLocks noChangeAspect="1" noChangeArrowheads="1"/>
+                    </pic:cNvPicPr>
                   </pic:nvPicPr>
                   <pic:blipFill>
-                    <a:blip r:embed="rId14"/>
+                    <a:blip r:embed="rId14">
+                      <a:extLst>
+                        <a:ext uri="{28A0092B-C50C-407E-A947-70E740481C1C}">
+                          <a14:useLocalDpi xmlns:a14="http://schemas.microsoft.com/office/drawing/2010/main" val="0"/>
+                        </a:ext>
+                      </a:extLst>
+                    </a:blip>
                     <a:srcRect/>
                     <a:stretch>
                       <a:fillRect/>
                     </a:stretch>
                   </pic:blipFill>
-                  <pic:spPr>
+                  <pic:spPr bwMode="auto">
                     <a:xfrm>
                       <a:off x="0" y="0"/>
-                      <a:ext cx="5256672" cy="3481552"/>
+                      <a:ext cx="5180632" cy="3315250"/>
                     </a:xfrm>
                     <a:prstGeom prst="rect">
                       <a:avLst/>
                     </a:prstGeom>
-                    <a:ln/>
+                    <a:noFill/>
+                    <a:ln>
+                      <a:noFill/>
+                    </a:ln>
                   </pic:spPr>
                 </pic:pic>
               </a:graphicData>
@@ -2032,6 +2060,7 @@
           <w:sz w:val="28"/>
           <w:szCs w:val="28"/>
         </w:rPr>
+        <w:lastRenderedPageBreak/>
         <w:tab/>
       </w:r>
       <w:proofErr w:type="spellStart"/>
@@ -2173,34 +2202,47 @@
           <w:szCs w:val="28"/>
         </w:rPr>
         <w:drawing>
-          <wp:inline distT="114300" distB="114300" distL="114300" distR="114300">
-            <wp:extent cx="4258681" cy="2956956"/>
-            <wp:effectExtent l="0" t="0" r="8890" b="0"/>
-            <wp:docPr id="24" name="image1.png"/>
-            <wp:cNvGraphicFramePr/>
+          <wp:inline distT="0" distB="0" distL="0" distR="0">
+            <wp:extent cx="5937885" cy="3799840"/>
+            <wp:effectExtent l="0" t="0" r="5715" b="0"/>
+            <wp:docPr id="5" name="Рисунок 5"/>
+            <wp:cNvGraphicFramePr>
+              <a:graphicFrameLocks xmlns:a="http://schemas.openxmlformats.org/drawingml/2006/main" noChangeAspect="1"/>
+            </wp:cNvGraphicFramePr>
             <a:graphic xmlns:a="http://schemas.openxmlformats.org/drawingml/2006/main">
               <a:graphicData uri="http://schemas.openxmlformats.org/drawingml/2006/picture">
                 <pic:pic xmlns:pic="http://schemas.openxmlformats.org/drawingml/2006/picture">
                   <pic:nvPicPr>
-                    <pic:cNvPr id="0" name="image1.png"/>
-                    <pic:cNvPicPr preferRelativeResize="0"/>
+                    <pic:cNvPr id="0" name="Picture 3"/>
+                    <pic:cNvPicPr>
+                      <a:picLocks noChangeAspect="1" noChangeArrowheads="1"/>
+                    </pic:cNvPicPr>
                   </pic:nvPicPr>
                   <pic:blipFill>
-                    <a:blip r:embed="rId15"/>
+                    <a:blip r:embed="rId15">
+                      <a:extLst>
+                        <a:ext uri="{28A0092B-C50C-407E-A947-70E740481C1C}">
+                          <a14:useLocalDpi xmlns:a14="http://schemas.microsoft.com/office/drawing/2010/main" val="0"/>
+                        </a:ext>
+                      </a:extLst>
+                    </a:blip>
                     <a:srcRect/>
                     <a:stretch>
                       <a:fillRect/>
                     </a:stretch>
                   </pic:blipFill>
-                  <pic:spPr>
+                  <pic:spPr bwMode="auto">
                     <a:xfrm>
                       <a:off x="0" y="0"/>
-                      <a:ext cx="4262266" cy="2959445"/>
+                      <a:ext cx="5937885" cy="3799840"/>
                     </a:xfrm>
                     <a:prstGeom prst="rect">
                       <a:avLst/>
                     </a:prstGeom>
-                    <a:ln/>
+                    <a:noFill/>
+                    <a:ln>
+                      <a:noFill/>
+                    </a:ln>
                   </pic:spPr>
                 </pic:pic>
               </a:graphicData>
@@ -2227,136 +2269,34 @@
           <w:sz w:val="28"/>
           <w:szCs w:val="28"/>
         </w:rPr>
-        <w:t xml:space="preserve">Данный график показывает средние значения столбцов для всех кластеров. В первом кластере выделены в отрицательную сторону rgdp60 и </w:t>
-      </w:r>
-      <w:proofErr w:type="spellStart"/>
-      <w:r>
-        <w:rPr>
-          <w:rFonts w:ascii="Times New Roman" w:eastAsia="Times New Roman" w:hAnsi="Times New Roman" w:cs="Times New Roman"/>
-          <w:color w:val="000000"/>
-          <w:sz w:val="28"/>
-          <w:szCs w:val="28"/>
-        </w:rPr>
-        <w:t>education</w:t>
-      </w:r>
-      <w:proofErr w:type="spellEnd"/>
-      <w:r>
-        <w:rPr>
-          <w:rFonts w:ascii="Times New Roman" w:eastAsia="Times New Roman" w:hAnsi="Times New Roman" w:cs="Times New Roman"/>
-          <w:color w:val="000000"/>
-          <w:sz w:val="28"/>
-          <w:szCs w:val="28"/>
-        </w:rPr>
-        <w:t xml:space="preserve">. Во втором кластере очень сильно выделены в положительную сторону </w:t>
-      </w:r>
-      <w:proofErr w:type="spellStart"/>
-      <w:r>
-        <w:rPr>
-          <w:rFonts w:ascii="Times New Roman" w:eastAsia="Times New Roman" w:hAnsi="Times New Roman" w:cs="Times New Roman"/>
-          <w:color w:val="000000"/>
-          <w:sz w:val="28"/>
-          <w:szCs w:val="28"/>
-        </w:rPr>
-        <w:t>revolutions</w:t>
-      </w:r>
-      <w:proofErr w:type="spellEnd"/>
-      <w:r>
-        <w:rPr>
-          <w:rFonts w:ascii="Times New Roman" w:eastAsia="Times New Roman" w:hAnsi="Times New Roman" w:cs="Times New Roman"/>
-          <w:color w:val="000000"/>
-          <w:sz w:val="28"/>
-          <w:szCs w:val="28"/>
-        </w:rPr>
-        <w:t xml:space="preserve"> и </w:t>
-      </w:r>
-      <w:proofErr w:type="spellStart"/>
-      <w:r>
-        <w:rPr>
-          <w:rFonts w:ascii="Times New Roman" w:eastAsia="Times New Roman" w:hAnsi="Times New Roman" w:cs="Times New Roman"/>
-          <w:color w:val="000000"/>
-          <w:sz w:val="28"/>
-          <w:szCs w:val="28"/>
-        </w:rPr>
-        <w:t>assassinations</w:t>
-      </w:r>
-      <w:proofErr w:type="spellEnd"/>
-      <w:r>
-        <w:rPr>
-          <w:rFonts w:ascii="Times New Roman" w:eastAsia="Times New Roman" w:hAnsi="Times New Roman" w:cs="Times New Roman"/>
-          <w:color w:val="000000"/>
-          <w:sz w:val="28"/>
-          <w:szCs w:val="28"/>
-        </w:rPr>
-        <w:t>, остальные параметры</w:t>
-      </w:r>
-      <w:r>
-        <w:rPr>
-          <w:rFonts w:ascii="Times New Roman" w:eastAsia="Times New Roman" w:hAnsi="Times New Roman" w:cs="Times New Roman"/>
-          <w:color w:val="000000"/>
-          <w:sz w:val="28"/>
-          <w:szCs w:val="28"/>
-        </w:rPr>
-        <w:t xml:space="preserve"> – отрицательные. В третьем кластере выделяются rgdp60 и </w:t>
-      </w:r>
-      <w:proofErr w:type="spellStart"/>
-      <w:r>
-        <w:rPr>
-          <w:rFonts w:ascii="Times New Roman" w:eastAsia="Times New Roman" w:hAnsi="Times New Roman" w:cs="Times New Roman"/>
-          <w:color w:val="000000"/>
-          <w:sz w:val="28"/>
-          <w:szCs w:val="28"/>
-        </w:rPr>
-        <w:t>education</w:t>
-      </w:r>
-      <w:proofErr w:type="spellEnd"/>
-      <w:r>
-        <w:rPr>
-          <w:rFonts w:ascii="Times New Roman" w:eastAsia="Times New Roman" w:hAnsi="Times New Roman" w:cs="Times New Roman"/>
-          <w:color w:val="000000"/>
-          <w:sz w:val="28"/>
-          <w:szCs w:val="28"/>
-        </w:rPr>
-        <w:t xml:space="preserve"> в положительную сторону, а </w:t>
-      </w:r>
-      <w:proofErr w:type="spellStart"/>
-      <w:r>
-        <w:rPr>
-          <w:rFonts w:ascii="Times New Roman" w:eastAsia="Times New Roman" w:hAnsi="Times New Roman" w:cs="Times New Roman"/>
-          <w:color w:val="000000"/>
-          <w:sz w:val="28"/>
-          <w:szCs w:val="28"/>
-        </w:rPr>
-        <w:t>revolutions</w:t>
-      </w:r>
-      <w:proofErr w:type="spellEnd"/>
-      <w:r>
-        <w:rPr>
-          <w:rFonts w:ascii="Times New Roman" w:eastAsia="Times New Roman" w:hAnsi="Times New Roman" w:cs="Times New Roman"/>
-          <w:color w:val="000000"/>
-          <w:sz w:val="28"/>
-          <w:szCs w:val="28"/>
-        </w:rPr>
-        <w:t xml:space="preserve"> и </w:t>
-      </w:r>
-      <w:proofErr w:type="spellStart"/>
-      <w:r>
-        <w:rPr>
-          <w:rFonts w:ascii="Times New Roman" w:eastAsia="Times New Roman" w:hAnsi="Times New Roman" w:cs="Times New Roman"/>
-          <w:color w:val="000000"/>
-          <w:sz w:val="28"/>
-          <w:szCs w:val="28"/>
-        </w:rPr>
-        <w:t>assassinations</w:t>
-      </w:r>
-      <w:proofErr w:type="spellEnd"/>
-      <w:r>
-        <w:rPr>
-          <w:rFonts w:ascii="Times New Roman" w:eastAsia="Times New Roman" w:hAnsi="Times New Roman" w:cs="Times New Roman"/>
-          <w:color w:val="000000"/>
-          <w:sz w:val="28"/>
-          <w:szCs w:val="28"/>
-        </w:rPr>
-        <w:t xml:space="preserve"> – в отрицательную.</w:t>
+        <w:t>Данный график показывает средние значения столбцов для всех кластеров. В перв</w:t>
+      </w:r>
+      <w:r>
+        <w:rPr>
+          <w:rFonts w:ascii="Times New Roman" w:eastAsia="Times New Roman" w:hAnsi="Times New Roman" w:cs="Times New Roman"/>
+          <w:color w:val="000000"/>
+          <w:sz w:val="28"/>
+          <w:szCs w:val="28"/>
+        </w:rPr>
+        <w:t>ый</w:t>
+      </w:r>
+      <w:r>
+        <w:rPr>
+          <w:rFonts w:ascii="Times New Roman" w:eastAsia="Times New Roman" w:hAnsi="Times New Roman" w:cs="Times New Roman"/>
+          <w:color w:val="000000"/>
+          <w:sz w:val="28"/>
+          <w:szCs w:val="28"/>
+        </w:rPr>
+        <w:t xml:space="preserve"> кластер </w:t>
+      </w:r>
+      <w:r>
+        <w:rPr>
+          <w:rFonts w:ascii="Times New Roman" w:eastAsia="Times New Roman" w:hAnsi="Times New Roman" w:cs="Times New Roman"/>
+          <w:color w:val="000000"/>
+          <w:sz w:val="28"/>
+          <w:szCs w:val="28"/>
+        </w:rPr>
+        <w:t>попали все положительные значения, а во второй отрицательные.</w:t>
       </w:r>
     </w:p>
     <w:p>
@@ -2392,34 +2332,47 @@
         </w:rPr>
         <w:lastRenderedPageBreak/>
         <w:drawing>
-          <wp:inline distT="114300" distB="114300" distL="114300" distR="114300">
-            <wp:extent cx="5642123" cy="3586348"/>
-            <wp:effectExtent l="0" t="0" r="0" b="0"/>
-            <wp:docPr id="28" name="image12.png"/>
-            <wp:cNvGraphicFramePr/>
+          <wp:inline distT="0" distB="0" distL="0" distR="0">
+            <wp:extent cx="5937885" cy="3799840"/>
+            <wp:effectExtent l="0" t="0" r="5715" b="0"/>
+            <wp:docPr id="6" name="Рисунок 6"/>
+            <wp:cNvGraphicFramePr>
+              <a:graphicFrameLocks xmlns:a="http://schemas.openxmlformats.org/drawingml/2006/main" noChangeAspect="1"/>
+            </wp:cNvGraphicFramePr>
             <a:graphic xmlns:a="http://schemas.openxmlformats.org/drawingml/2006/main">
               <a:graphicData uri="http://schemas.openxmlformats.org/drawingml/2006/picture">
                 <pic:pic xmlns:pic="http://schemas.openxmlformats.org/drawingml/2006/picture">
                   <pic:nvPicPr>
-                    <pic:cNvPr id="0" name="image12.png"/>
-                    <pic:cNvPicPr preferRelativeResize="0"/>
+                    <pic:cNvPr id="0" name="Picture 4"/>
+                    <pic:cNvPicPr>
+                      <a:picLocks noChangeAspect="1" noChangeArrowheads="1"/>
+                    </pic:cNvPicPr>
                   </pic:nvPicPr>
                   <pic:blipFill>
-                    <a:blip r:embed="rId16"/>
+                    <a:blip r:embed="rId16">
+                      <a:extLst>
+                        <a:ext uri="{28A0092B-C50C-407E-A947-70E740481C1C}">
+                          <a14:useLocalDpi xmlns:a14="http://schemas.microsoft.com/office/drawing/2010/main" val="0"/>
+                        </a:ext>
+                      </a:extLst>
+                    </a:blip>
                     <a:srcRect/>
                     <a:stretch>
                       <a:fillRect/>
                     </a:stretch>
                   </pic:blipFill>
-                  <pic:spPr>
+                  <pic:spPr bwMode="auto">
                     <a:xfrm>
                       <a:off x="0" y="0"/>
-                      <a:ext cx="5656646" cy="3595579"/>
+                      <a:ext cx="5937885" cy="3799840"/>
                     </a:xfrm>
                     <a:prstGeom prst="rect">
                       <a:avLst/>
                     </a:prstGeom>
-                    <a:ln/>
+                    <a:noFill/>
+                    <a:ln>
+                      <a:noFill/>
+                    </a:ln>
                   </pic:spPr>
                 </pic:pic>
               </a:graphicData>
@@ -2446,108 +2399,100 @@
           <w:sz w:val="28"/>
           <w:szCs w:val="28"/>
         </w:rPr>
-        <w:t xml:space="preserve">Как можно увидеть из диаграммы, в третьем кластере самые высокие показатели </w:t>
-      </w:r>
-      <w:proofErr w:type="spellStart"/>
-      <w:r>
-        <w:rPr>
-          <w:rFonts w:ascii="Times New Roman" w:eastAsia="Times New Roman" w:hAnsi="Times New Roman" w:cs="Times New Roman"/>
-          <w:color w:val="000000"/>
-          <w:sz w:val="28"/>
-          <w:szCs w:val="28"/>
-        </w:rPr>
-        <w:t>growth</w:t>
-      </w:r>
-      <w:proofErr w:type="spellEnd"/>
-      <w:r>
-        <w:rPr>
-          <w:rFonts w:ascii="Times New Roman" w:eastAsia="Times New Roman" w:hAnsi="Times New Roman" w:cs="Times New Roman"/>
-          <w:color w:val="000000"/>
-          <w:sz w:val="28"/>
-          <w:szCs w:val="28"/>
-        </w:rPr>
-        <w:t xml:space="preserve">, rgdp60, </w:t>
-      </w:r>
-      <w:proofErr w:type="spellStart"/>
-      <w:r>
-        <w:rPr>
-          <w:rFonts w:ascii="Times New Roman" w:eastAsia="Times New Roman" w:hAnsi="Times New Roman" w:cs="Times New Roman"/>
-          <w:color w:val="000000"/>
-          <w:sz w:val="28"/>
-          <w:szCs w:val="28"/>
-        </w:rPr>
-        <w:t>education</w:t>
-      </w:r>
-      <w:proofErr w:type="spellEnd"/>
-      <w:r>
-        <w:rPr>
-          <w:rFonts w:ascii="Times New Roman" w:eastAsia="Times New Roman" w:hAnsi="Times New Roman" w:cs="Times New Roman"/>
-          <w:color w:val="000000"/>
-          <w:sz w:val="28"/>
-          <w:szCs w:val="28"/>
-        </w:rPr>
-        <w:t xml:space="preserve"> и </w:t>
-      </w:r>
-      <w:proofErr w:type="spellStart"/>
-      <w:r>
-        <w:rPr>
-          <w:rFonts w:ascii="Times New Roman" w:eastAsia="Times New Roman" w:hAnsi="Times New Roman" w:cs="Times New Roman"/>
-          <w:color w:val="000000"/>
-          <w:sz w:val="28"/>
-          <w:szCs w:val="28"/>
-        </w:rPr>
-        <w:t>tradesh</w:t>
-      </w:r>
-      <w:r>
-        <w:rPr>
-          <w:rFonts w:ascii="Times New Roman" w:eastAsia="Times New Roman" w:hAnsi="Times New Roman" w:cs="Times New Roman"/>
-          <w:color w:val="000000"/>
-          <w:sz w:val="28"/>
-          <w:szCs w:val="28"/>
-        </w:rPr>
-        <w:t>are</w:t>
-      </w:r>
-      <w:proofErr w:type="spellEnd"/>
-      <w:r>
-        <w:rPr>
-          <w:rFonts w:ascii="Times New Roman" w:eastAsia="Times New Roman" w:hAnsi="Times New Roman" w:cs="Times New Roman"/>
-          <w:color w:val="000000"/>
-          <w:sz w:val="28"/>
-          <w:szCs w:val="28"/>
-        </w:rPr>
-        <w:t xml:space="preserve">. Второй кластер лидирует по </w:t>
-      </w:r>
-      <w:proofErr w:type="spellStart"/>
-      <w:r>
-        <w:rPr>
-          <w:rFonts w:ascii="Times New Roman" w:eastAsia="Times New Roman" w:hAnsi="Times New Roman" w:cs="Times New Roman"/>
-          <w:color w:val="000000"/>
-          <w:sz w:val="28"/>
-          <w:szCs w:val="28"/>
-        </w:rPr>
-        <w:t>revolutions</w:t>
-      </w:r>
-      <w:proofErr w:type="spellEnd"/>
-      <w:r>
-        <w:rPr>
-          <w:rFonts w:ascii="Times New Roman" w:eastAsia="Times New Roman" w:hAnsi="Times New Roman" w:cs="Times New Roman"/>
-          <w:color w:val="000000"/>
-          <w:sz w:val="28"/>
-          <w:szCs w:val="28"/>
-        </w:rPr>
-        <w:t xml:space="preserve"> и </w:t>
-      </w:r>
-      <w:proofErr w:type="spellStart"/>
-      <w:r>
-        <w:rPr>
-          <w:rFonts w:ascii="Times New Roman" w:eastAsia="Times New Roman" w:hAnsi="Times New Roman" w:cs="Times New Roman"/>
-          <w:color w:val="000000"/>
-          <w:sz w:val="28"/>
-          <w:szCs w:val="28"/>
-        </w:rPr>
-        <w:t>assassinations</w:t>
-      </w:r>
-      <w:proofErr w:type="spellEnd"/>
+        <w:t>Как можно увидеть из диаграммы, в</w:t>
+      </w:r>
+      <w:r>
+        <w:rPr>
+          <w:rFonts w:ascii="Times New Roman" w:eastAsia="Times New Roman" w:hAnsi="Times New Roman" w:cs="Times New Roman"/>
+          <w:color w:val="000000"/>
+          <w:sz w:val="28"/>
+          <w:szCs w:val="28"/>
+        </w:rPr>
+        <w:t xml:space="preserve">о втором </w:t>
+      </w:r>
+      <w:r>
+        <w:rPr>
+          <w:rFonts w:ascii="Times New Roman" w:eastAsia="Times New Roman" w:hAnsi="Times New Roman" w:cs="Times New Roman"/>
+          <w:color w:val="000000"/>
+          <w:sz w:val="28"/>
+          <w:szCs w:val="28"/>
+        </w:rPr>
+        <w:t>кластере</w:t>
+      </w:r>
+      <w:r>
+        <w:rPr>
+          <w:rFonts w:ascii="Times New Roman" w:eastAsia="Times New Roman" w:hAnsi="Times New Roman" w:cs="Times New Roman"/>
+          <w:color w:val="000000"/>
+          <w:sz w:val="28"/>
+          <w:szCs w:val="28"/>
+        </w:rPr>
+        <w:t xml:space="preserve"> в среднем</w:t>
+      </w:r>
+      <w:r>
+        <w:rPr>
+          <w:rFonts w:ascii="Times New Roman" w:eastAsia="Times New Roman" w:hAnsi="Times New Roman" w:cs="Times New Roman"/>
+          <w:color w:val="000000"/>
+          <w:sz w:val="28"/>
+          <w:szCs w:val="28"/>
+        </w:rPr>
+        <w:t xml:space="preserve"> самые высокие показател</w:t>
+      </w:r>
+      <w:r>
+        <w:rPr>
+          <w:rFonts w:ascii="Times New Roman" w:eastAsia="Times New Roman" w:hAnsi="Times New Roman" w:cs="Times New Roman"/>
+          <w:color w:val="000000"/>
+          <w:sz w:val="28"/>
+          <w:szCs w:val="28"/>
+        </w:rPr>
+        <w:t>и</w:t>
+      </w:r>
+      <w:r>
+        <w:rPr>
+          <w:rFonts w:ascii="Times New Roman" w:eastAsia="Times New Roman" w:hAnsi="Times New Roman" w:cs="Times New Roman"/>
+          <w:color w:val="000000"/>
+          <w:sz w:val="28"/>
+          <w:szCs w:val="28"/>
+        </w:rPr>
+        <w:t xml:space="preserve">. Второй кластер </w:t>
+      </w:r>
+      <w:r>
+        <w:rPr>
+          <w:rFonts w:ascii="Times New Roman" w:eastAsia="Times New Roman" w:hAnsi="Times New Roman" w:cs="Times New Roman"/>
+          <w:color w:val="000000"/>
+          <w:sz w:val="28"/>
+          <w:szCs w:val="28"/>
+        </w:rPr>
+        <w:t xml:space="preserve">сильно отстает по </w:t>
+      </w:r>
+      <w:r>
+        <w:rPr>
+          <w:rFonts w:ascii="Times New Roman" w:eastAsia="Times New Roman" w:hAnsi="Times New Roman" w:cs="Times New Roman"/>
+          <w:color w:val="000000"/>
+          <w:sz w:val="28"/>
+          <w:szCs w:val="28"/>
+          <w:lang w:val="en-US"/>
+        </w:rPr>
+        <w:t xml:space="preserve">meat, fruits </w:t>
+      </w:r>
+      <w:r>
+        <w:rPr>
+          <w:rFonts w:ascii="Times New Roman" w:eastAsia="Times New Roman" w:hAnsi="Times New Roman" w:cs="Times New Roman"/>
+          <w:color w:val="000000"/>
+          <w:sz w:val="28"/>
+          <w:szCs w:val="28"/>
+        </w:rPr>
+        <w:t>и</w:t>
+      </w:r>
+      <w:r>
+        <w:rPr>
+          <w:rFonts w:ascii="Times New Roman" w:eastAsia="Times New Roman" w:hAnsi="Times New Roman" w:cs="Times New Roman"/>
+          <w:color w:val="000000"/>
+          <w:sz w:val="28"/>
+          <w:szCs w:val="28"/>
+          <w:lang w:val="en-US"/>
+        </w:rPr>
+        <w:t xml:space="preserve"> poultry</w:t>
+      </w:r>
       <w:r>
         <w:rPr>
           <w:rFonts w:ascii="Times New Roman" w:eastAsia="Times New Roman" w:hAnsi="Times New Roman" w:cs="Times New Roman"/>
@@ -2662,37 +2607,54 @@
       </w:pPr>
       <w:r>
         <w:rPr>
+          <w:rFonts w:ascii="Times New Roman" w:eastAsia="Times New Roman" w:hAnsi="Times New Roman" w:cs="Times New Roman"/>
           <w:noProof/>
+          <w:color w:val="000000"/>
+          <w:sz w:val="28"/>
+          <w:szCs w:val="28"/>
         </w:rPr>
         <w:drawing>
-          <wp:inline distT="114300" distB="114300" distL="114300" distR="114300">
-            <wp:extent cx="5223502" cy="3277589"/>
+          <wp:inline distT="0" distB="0" distL="0" distR="0">
+            <wp:extent cx="4463834" cy="2865617"/>
             <wp:effectExtent l="0" t="0" r="0" b="0"/>
-            <wp:docPr id="19" name="image13.png"/>
-            <wp:cNvGraphicFramePr/>
+            <wp:docPr id="8" name="Рисунок 8"/>
+            <wp:cNvGraphicFramePr>
+              <a:graphicFrameLocks xmlns:a="http://schemas.openxmlformats.org/drawingml/2006/main" noChangeAspect="1"/>
+            </wp:cNvGraphicFramePr>
             <a:graphic xmlns:a="http://schemas.openxmlformats.org/drawingml/2006/main">
               <a:graphicData uri="http://schemas.openxmlformats.org/drawingml/2006/picture">
                 <pic:pic xmlns:pic="http://schemas.openxmlformats.org/drawingml/2006/picture">
                   <pic:nvPicPr>
-                    <pic:cNvPr id="0" name="image13.png"/>
-                    <pic:cNvPicPr preferRelativeResize="0"/>
+                    <pic:cNvPr id="0" name="Picture 6"/>
+                    <pic:cNvPicPr>
+                      <a:picLocks noChangeAspect="1" noChangeArrowheads="1"/>
+                    </pic:cNvPicPr>
                   </pic:nvPicPr>
                   <pic:blipFill>
-                    <a:blip r:embed="rId17"/>
+                    <a:blip r:embed="rId17">
+                      <a:extLst>
+                        <a:ext uri="{28A0092B-C50C-407E-A947-70E740481C1C}">
+                          <a14:useLocalDpi xmlns:a14="http://schemas.microsoft.com/office/drawing/2010/main" val="0"/>
+                        </a:ext>
+                      </a:extLst>
+                    </a:blip>
                     <a:srcRect/>
                     <a:stretch>
                       <a:fillRect/>
                     </a:stretch>
                   </pic:blipFill>
-                  <pic:spPr>
+                  <pic:spPr bwMode="auto">
                     <a:xfrm>
                       <a:off x="0" y="0"/>
-                      <a:ext cx="5227157" cy="3279883"/>
+                      <a:ext cx="4491616" cy="2883452"/>
                     </a:xfrm>
                     <a:prstGeom prst="rect">
                       <a:avLst/>
                     </a:prstGeom>
-                    <a:ln/>
+                    <a:noFill/>
+                    <a:ln>
+                      <a:noFill/>
+                    </a:ln>
                   </pic:spPr>
                 </pic:pic>
               </a:graphicData>
@@ -2764,8 +2726,19 @@
           <w:sz w:val="28"/>
           <w:szCs w:val="28"/>
         </w:rPr>
-        <w:t>Эти диаграммы показывают влияние кластеров друг на друга. График без эллипсов показывает, что данные чётко разделены по кластерам, но на другом графике с эллипсами есть пересечения, это говорит о выбросах и о большой дисперсии.</w:t>
-      </w:r>
+        <w:t>Эти диаграммы показывают влияние кластеров друг на друга. График, что данные чётко разделены по кластерам</w:t>
+      </w:r>
+      <w:r>
+        <w:rPr>
+          <w:rFonts w:ascii="Times New Roman" w:eastAsia="Times New Roman" w:hAnsi="Times New Roman" w:cs="Times New Roman"/>
+          <w:color w:val="000000"/>
+          <w:sz w:val="28"/>
+          <w:szCs w:val="28"/>
+        </w:rPr>
+        <w:t>.</w:t>
+      </w:r>
+      <w:bookmarkStart w:id="2" w:name="_GoBack"/>
+      <w:bookmarkEnd w:id="2"/>
     </w:p>
     <w:p>
       <w:pPr>
@@ -2843,34 +2816,47 @@
           <w:noProof/>
         </w:rPr>
         <w:drawing>
-          <wp:inline distT="114300" distB="114300" distL="114300" distR="114300">
-            <wp:extent cx="5940115" cy="3784600"/>
-            <wp:effectExtent l="0" t="0" r="0" b="0"/>
-            <wp:docPr id="21" name="image9.png"/>
-            <wp:cNvGraphicFramePr/>
+          <wp:inline distT="0" distB="0" distL="0" distR="0">
+            <wp:extent cx="4334716" cy="2782729"/>
+            <wp:effectExtent l="0" t="0" r="8890" b="0"/>
+            <wp:docPr id="9" name="Рисунок 9"/>
+            <wp:cNvGraphicFramePr>
+              <a:graphicFrameLocks xmlns:a="http://schemas.openxmlformats.org/drawingml/2006/main" noChangeAspect="1"/>
+            </wp:cNvGraphicFramePr>
             <a:graphic xmlns:a="http://schemas.openxmlformats.org/drawingml/2006/main">
               <a:graphicData uri="http://schemas.openxmlformats.org/drawingml/2006/picture">
                 <pic:pic xmlns:pic="http://schemas.openxmlformats.org/drawingml/2006/picture">
                   <pic:nvPicPr>
-                    <pic:cNvPr id="0" name="image9.png"/>
-                    <pic:cNvPicPr preferRelativeResize="0"/>
+                    <pic:cNvPr id="0" name="Picture 7"/>
+                    <pic:cNvPicPr>
+                      <a:picLocks noChangeAspect="1" noChangeArrowheads="1"/>
+                    </pic:cNvPicPr>
                   </pic:nvPicPr>
                   <pic:blipFill>
-                    <a:blip r:embed="rId18"/>
+                    <a:blip r:embed="rId18">
+                      <a:extLst>
+                        <a:ext uri="{28A0092B-C50C-407E-A947-70E740481C1C}">
+                          <a14:useLocalDpi xmlns:a14="http://schemas.microsoft.com/office/drawing/2010/main" val="0"/>
+                        </a:ext>
+                      </a:extLst>
+                    </a:blip>
                     <a:srcRect/>
                     <a:stretch>
                       <a:fillRect/>
                     </a:stretch>
                   </pic:blipFill>
-                  <pic:spPr>
+                  <pic:spPr bwMode="auto">
                     <a:xfrm>
                       <a:off x="0" y="0"/>
-                      <a:ext cx="5940115" cy="3784600"/>
+                      <a:ext cx="4372334" cy="2806878"/>
                     </a:xfrm>
                     <a:prstGeom prst="rect">
                       <a:avLst/>
                     </a:prstGeom>
-                    <a:ln/>
+                    <a:noFill/>
+                    <a:ln>
+                      <a:noFill/>
+                    </a:ln>
                   </pic:spPr>
                 </pic:pic>
               </a:graphicData>
@@ -2904,74 +2890,8 @@
           <w:sz w:val="28"/>
           <w:szCs w:val="28"/>
         </w:rPr>
-        <w:t>Матрица диаграммы рассеяния, представляет собой сетку диаграмм рассеяния, которая отображает попарные связи между несколькими переменными в наборе данных. Пары признаков, на которых видно чёткое разделение по кластерам, можно считать наиболее информативным</w:t>
-      </w:r>
-      <w:r>
-        <w:rPr>
-          <w:rFonts w:ascii="Times New Roman" w:eastAsia="Times New Roman" w:hAnsi="Times New Roman" w:cs="Times New Roman"/>
-          <w:color w:val="000000"/>
-          <w:sz w:val="28"/>
-          <w:szCs w:val="28"/>
-        </w:rPr>
-        <w:t>и. На графике можно увидеть выбросы, они сильно отклоняются от основного кластера.</w:t>
-      </w:r>
-    </w:p>
-    <w:p>
-      <w:pPr>
-        <w:pBdr>
-          <w:top w:val="nil"/>
-          <w:left w:val="nil"/>
-          <w:bottom w:val="nil"/>
-          <w:right w:val="nil"/>
-          <w:between w:val="nil"/>
-        </w:pBdr>
-        <w:spacing w:after="0" w:line="360" w:lineRule="auto"/>
-        <w:ind w:firstLine="709"/>
-        <w:rPr>
-          <w:rFonts w:ascii="Times New Roman" w:eastAsia="Times New Roman" w:hAnsi="Times New Roman" w:cs="Times New Roman"/>
-          <w:color w:val="000000"/>
-          <w:sz w:val="28"/>
-          <w:szCs w:val="28"/>
-        </w:rPr>
-      </w:pPr>
-    </w:p>
-    <w:p>
-      <w:pPr>
-        <w:pBdr>
-          <w:top w:val="nil"/>
-          <w:left w:val="nil"/>
-          <w:bottom w:val="nil"/>
-          <w:right w:val="nil"/>
-          <w:between w:val="nil"/>
-        </w:pBdr>
-        <w:spacing w:after="0" w:line="360" w:lineRule="auto"/>
-        <w:ind w:firstLine="709"/>
-        <w:rPr>
-          <w:rFonts w:ascii="Times New Roman" w:eastAsia="Times New Roman" w:hAnsi="Times New Roman" w:cs="Times New Roman"/>
-          <w:color w:val="000000"/>
-          <w:sz w:val="28"/>
-          <w:szCs w:val="28"/>
-        </w:rPr>
-      </w:pPr>
-    </w:p>
-    <w:p>
-      <w:pPr>
-        <w:pBdr>
-          <w:top w:val="nil"/>
-          <w:left w:val="nil"/>
-          <w:bottom w:val="nil"/>
-          <w:right w:val="nil"/>
-          <w:between w:val="nil"/>
-        </w:pBdr>
-        <w:spacing w:after="0" w:line="360" w:lineRule="auto"/>
-        <w:ind w:firstLine="709"/>
-        <w:rPr>
-          <w:rFonts w:ascii="Times New Roman" w:eastAsia="Times New Roman" w:hAnsi="Times New Roman" w:cs="Times New Roman"/>
-          <w:color w:val="000000"/>
-          <w:sz w:val="28"/>
-          <w:szCs w:val="28"/>
-        </w:rPr>
-      </w:pPr>
+        <w:t>Матрица диаграммы рассеяния, представляет собой сетку диаграмм рассеяния, которая отображает попарные связи между несколькими переменными в наборе данных. Пары признаков, на которых видно чёткое разделение по кластерам, можно считать наиболее информативными. На графике можно увидеть выбросы, они сильно отклоняются от основного кластера.</w:t>
+      </w:r>
     </w:p>
     <w:p>
       <w:pPr>
@@ -3020,7 +2940,6 @@
           <w:sz w:val="28"/>
           <w:szCs w:val="28"/>
         </w:rPr>
-        <w:lastRenderedPageBreak/>
         <w:t>3D визуализация.</w:t>
       </w:r>
     </w:p>
@@ -3043,40 +2962,53 @@
           <w:szCs w:val="28"/>
         </w:rPr>
       </w:pPr>
-      <w:bookmarkStart w:id="2" w:name="_GoBack"/>
       <w:r>
         <w:rPr>
           <w:noProof/>
         </w:rPr>
+        <w:lastRenderedPageBreak/>
         <w:drawing>
-          <wp:inline distT="114300" distB="114300" distL="114300" distR="114300">
-            <wp:extent cx="5940115" cy="3695700"/>
-            <wp:effectExtent l="0" t="0" r="0" b="0"/>
-            <wp:docPr id="29" name="image7.png"/>
-            <wp:cNvGraphicFramePr/>
+          <wp:inline distT="0" distB="0" distL="0" distR="0">
+            <wp:extent cx="4227838" cy="2714117"/>
+            <wp:effectExtent l="0" t="0" r="1270" b="0"/>
+            <wp:docPr id="10" name="Рисунок 10"/>
+            <wp:cNvGraphicFramePr>
+              <a:graphicFrameLocks xmlns:a="http://schemas.openxmlformats.org/drawingml/2006/main" noChangeAspect="1"/>
+            </wp:cNvGraphicFramePr>
             <a:graphic xmlns:a="http://schemas.openxmlformats.org/drawingml/2006/main">
               <a:graphicData uri="http://schemas.openxmlformats.org/drawingml/2006/picture">
                 <pic:pic xmlns:pic="http://schemas.openxmlformats.org/drawingml/2006/picture">
                   <pic:nvPicPr>
-                    <pic:cNvPr id="0" name="image7.png"/>
-                    <pic:cNvPicPr preferRelativeResize="0"/>
+                    <pic:cNvPr id="0" name="Picture 8"/>
+                    <pic:cNvPicPr>
+                      <a:picLocks noChangeAspect="1" noChangeArrowheads="1"/>
+                    </pic:cNvPicPr>
                   </pic:nvPicPr>
                   <pic:blipFill>
-                    <a:blip r:embed="rId19"/>
+                    <a:blip r:embed="rId19">
+                      <a:extLst>
+                        <a:ext uri="{28A0092B-C50C-407E-A947-70E740481C1C}">
+                          <a14:useLocalDpi xmlns:a14="http://schemas.microsoft.com/office/drawing/2010/main" val="0"/>
+                        </a:ext>
+                      </a:extLst>
+                    </a:blip>
                     <a:srcRect/>
                     <a:stretch>
                       <a:fillRect/>
                     </a:stretch>
                   </pic:blipFill>
-                  <pic:spPr>
+                  <pic:spPr bwMode="auto">
                     <a:xfrm>
                       <a:off x="0" y="0"/>
-                      <a:ext cx="5940115" cy="3695700"/>
+                      <a:ext cx="4259924" cy="2734715"/>
                     </a:xfrm>
                     <a:prstGeom prst="rect">
                       <a:avLst/>
                     </a:prstGeom>
-                    <a:ln/>
+                    <a:noFill/>
+                    <a:ln>
+                      <a:noFill/>
+                    </a:ln>
                   </pic:spPr>
                 </pic:pic>
               </a:graphicData>
@@ -3084,7 +3016,6 @@
           </wp:inline>
         </w:drawing>
       </w:r>
-      <w:bookmarkEnd w:id="2"/>
     </w:p>
     <w:p>
       <w:pPr>
@@ -4324,7 +4255,7 @@
 </file>
 
 <file path=customXml/itemProps2.xml><?xml version="1.0" encoding="utf-8"?>
-<ds:datastoreItem xmlns:ds="http://schemas.openxmlformats.org/officeDocument/2006/customXml" ds:itemID="{3FC3C76B-B42A-4CA4-B31E-94C050CA46AC}">
+<ds:datastoreItem xmlns:ds="http://schemas.openxmlformats.org/officeDocument/2006/customXml" ds:itemID="{B066FDCD-7AB9-4E1D-80DA-9B4039EB1EB7}">
   <ds:schemaRefs>
     <ds:schemaRef ds:uri="http://schemas.openxmlformats.org/officeDocument/2006/bibliography"/>
   </ds:schemaRefs>
